--- a/exports/漂浮方舟_交底书_空舱三态消杀装置.docx
+++ b/exports/漂浮方舟_交底书_空舱三态消杀装置.docx
@@ -11,7 +11,7 @@
           <w:rFonts w:ascii="微软雅黑" w:hAnsi="微软雅黑" w:eastAsia="微软雅黑"/>
           <w:b w:val="0"/>
         </w:rPr>
-        <w:t>发明专利交底书 · 件1 空舱三态消杀装置</w:t>
+        <w:t>发明专利交底书 · 原件1 空舱三态（按现状不递）</w:t>
       </w:r>
     </w:p>
     <w:p>
@@ -36,14 +36,15 @@
           <w:b w:val="0"/>
           <w:color w:val="555555"/>
         </w:rPr>
-        <w:t xml:space="preserve">仅内部 · 未公开交底 · 禁止外发 把每个 </w:t>
+        <w:t xml:space="preserve">仅内部 · 未公开交底 · 禁止外发 </w:t>
       </w:r>
       <w:r>
         <w:rPr>
           <w:rFonts w:ascii="微软雅黑" w:hAnsi="微软雅黑" w:eastAsia="微软雅黑"/>
+          <w:b/>
           <w:color w:val="555555"/>
         </w:rPr>
-        <w:t>【填】</w:t>
+        <w:t>2026-09-06 过闸：按现机确认，本件不要交给代理师。</w:t>
       </w:r>
       <w:r>
         <w:rPr>
@@ -51,14 +52,14 @@
           <w:b w:val="0"/>
           <w:color w:val="555555"/>
         </w:rPr>
-        <w:t xml:space="preserve"> 换成工程师原话。填不出就留 </w:t>
+        <w:t xml:space="preserve"> 留作否决留痕。现行第一件改走 </w:t>
       </w:r>
       <w:r>
         <w:rPr>
           <w:rFonts w:ascii="微软雅黑" w:hAnsi="微软雅黑" w:eastAsia="微软雅黑"/>
           <w:color w:val="555555"/>
         </w:rPr>
-        <w:t>【缺：要问谁】</w:t>
+        <w:t>交底书-时变余光限制装置.md</w:t>
       </w:r>
       <w:r>
         <w:rPr>
@@ -66,45 +67,14 @@
           <w:b w:val="0"/>
           <w:color w:val="555555"/>
         </w:rPr>
-        <w:t>，</w:t>
-      </w:r>
-      <w:r>
-        <w:rPr>
-          <w:rFonts w:ascii="微软雅黑" w:hAnsi="微软雅黑" w:eastAsia="微软雅黑"/>
-          <w:b/>
-          <w:color w:val="555555"/>
-        </w:rPr>
-        <w:t>不要编数字、不要编杀菌率</w:t>
-      </w:r>
-      <w:r>
-        <w:rPr>
-          <w:rFonts w:ascii="微软雅黑" w:hAnsi="微软雅黑" w:eastAsia="微软雅黑"/>
-          <w:b w:val="0"/>
-          <w:color w:val="555555"/>
-        </w:rPr>
-        <w:t xml:space="preserve">。 你写的是交底书，不是权利要求书。方法见 </w:t>
+        <w:t>。纪要：</w:t>
       </w:r>
       <w:r>
         <w:rPr>
           <w:rFonts w:ascii="微软雅黑" w:hAnsi="微软雅黑" w:eastAsia="微软雅黑"/>
           <w:color w:val="555555"/>
         </w:rPr>
-        <w:t>PAT-WRITE-002</w:t>
-      </w:r>
-      <w:r>
-        <w:rPr>
-          <w:rFonts w:ascii="微软雅黑" w:hAnsi="微软雅黑" w:eastAsia="微软雅黑"/>
-          <w:b w:val="0"/>
-          <w:color w:val="555555"/>
-        </w:rPr>
-        <w:t xml:space="preserve">。方案菜单见 </w:t>
-      </w:r>
-      <w:r>
-        <w:rPr>
-          <w:rFonts w:ascii="微软雅黑" w:hAnsi="微软雅黑" w:eastAsia="微软雅黑"/>
-          <w:color w:val="555555"/>
-        </w:rPr>
-        <w:t>PAT-WRITE-007</w:t>
+        <w:t>工程师确认-空舱现状与改判.md</w:t>
       </w:r>
       <w:r>
         <w:rPr>
@@ -184,7 +154,7 @@
                 <w:rFonts w:ascii="微软雅黑" w:hAnsi="微软雅黑" w:eastAsia="微软雅黑"/>
                 <w:b w:val="0"/>
               </w:rPr>
-              <w:t>【填：v0.1 / 日期】</w:t>
+              <w:t>v0.2-否决留痕 / 2026-09-06</w:t>
             </w:r>
           </w:p>
         </w:tc>
@@ -216,7 +186,7 @@
                 <w:rFonts w:ascii="微软雅黑" w:hAnsi="微软雅黑" w:eastAsia="微软雅黑"/>
                 <w:b w:val="0"/>
               </w:rPr>
-              <w:t>【填】</w:t>
+              <w:t>对话确认（用户）</w:t>
             </w:r>
           </w:p>
         </w:tc>
@@ -248,39 +218,7 @@
                 <w:rFonts w:ascii="微软雅黑" w:hAnsi="微软雅黑" w:eastAsia="微软雅黑"/>
                 <w:b w:val="0"/>
               </w:rPr>
-              <w:t>【填：工程师姓名，必须签字】</w:t>
-            </w:r>
-          </w:p>
-        </w:tc>
-      </w:tr>
-      <w:tr>
-        <w:tc>
-          <w:tcPr>
-            <w:tcW w:type="dxa" w:w="4320"/>
-          </w:tcPr>
-          <w:p>
-            <w:r/>
-            <w:r>
-              <w:rPr>
-                <w:rFonts w:ascii="微软雅黑" w:hAnsi="微软雅黑" w:eastAsia="微软雅黑"/>
-                <w:b w:val="0"/>
-              </w:rPr>
-              <w:t>采访日期与场地</w:t>
-            </w:r>
-          </w:p>
-        </w:tc>
-        <w:tc>
-          <w:tcPr>
-            <w:tcW w:type="dxa" w:w="4320"/>
-          </w:tcPr>
-          <w:p>
-            <w:r/>
-            <w:r>
-              <w:rPr>
-                <w:rFonts w:ascii="微软雅黑" w:hAnsi="微软雅黑" w:eastAsia="微软雅黑"/>
-                <w:b w:val="0"/>
-              </w:rPr>
-              <w:t>【填】</w:t>
+              <w:t>用户当面确认现状，非正式签字</w:t>
             </w:r>
           </w:p>
         </w:tc>
@@ -329,7 +267,7 @@
                 <w:rFonts w:ascii="微软雅黑" w:hAnsi="微软雅黑" w:eastAsia="微软雅黑"/>
                 <w:b w:val="0"/>
               </w:rPr>
-              <w:t>对应库内卡</w:t>
+              <w:t>结论</w:t>
             </w:r>
           </w:p>
         </w:tc>
@@ -342,58 +280,9 @@
             <w:r>
               <w:rPr>
                 <w:rFonts w:ascii="微软雅黑" w:hAnsi="微软雅黑" w:eastAsia="微软雅黑"/>
-                <w:color w:val="B03060"/>
+                <w:b/>
               </w:rPr>
-              <w:t>PAT-IDEA-028</w:t>
-            </w:r>
-            <w:r>
-              <w:rPr>
-                <w:rFonts w:ascii="微软雅黑" w:hAnsi="微软雅黑" w:eastAsia="微软雅黑"/>
-                <w:b w:val="0"/>
-              </w:rPr>
-              <w:t xml:space="preserve"> 为主；从权 </w:t>
-            </w:r>
-            <w:r>
-              <w:rPr>
-                <w:rFonts w:ascii="微软雅黑" w:hAnsi="微软雅黑" w:eastAsia="微软雅黑"/>
-                <w:color w:val="B03060"/>
-              </w:rPr>
-              <w:t>029</w:t>
-            </w:r>
-            <w:r>
-              <w:rPr>
-                <w:rFonts w:ascii="微软雅黑" w:hAnsi="微软雅黑" w:eastAsia="微软雅黑"/>
-                <w:b w:val="0"/>
-              </w:rPr>
-              <w:t>、</w:t>
-            </w:r>
-            <w:r>
-              <w:rPr>
-                <w:rFonts w:ascii="微软雅黑" w:hAnsi="微软雅黑" w:eastAsia="微软雅黑"/>
-                <w:color w:val="B03060"/>
-              </w:rPr>
-              <w:t>030</w:t>
-            </w:r>
-            <w:r>
-              <w:rPr>
-                <w:rFonts w:ascii="微软雅黑" w:hAnsi="微软雅黑" w:eastAsia="微软雅黑"/>
-                <w:b w:val="0"/>
-              </w:rPr>
-              <w:t>；</w:t>
-            </w:r>
-            <w:r>
-              <w:rPr>
-                <w:rFonts w:ascii="微软雅黑" w:hAnsi="微软雅黑" w:eastAsia="微软雅黑"/>
-                <w:color w:val="B03060"/>
-              </w:rPr>
-              <w:t>027</w:t>
-            </w:r>
-            <w:r>
-              <w:rPr>
-                <w:rFonts w:ascii="微软雅黑" w:hAnsi="微软雅黑" w:eastAsia="微软雅黑"/>
-                <w:b w:val="0"/>
-              </w:rPr>
-              <w:t xml:space="preserve"> 仅当臭氧机存在且泻盐可能含溴</w:t>
+              <w:t>不递</w:t>
             </w:r>
           </w:p>
         </w:tc>
@@ -410,7 +299,93 @@
           <w:rFonts w:ascii="微软雅黑" w:hAnsi="微软雅黑" w:eastAsia="微软雅黑"/>
           <w:b w:val="0"/>
         </w:rPr>
-        <w:t>第一节 名称与一句话定位</w:t>
+        <w:t>已确认、因而把原独权卡住的事实</w:t>
+      </w:r>
+    </w:p>
+    <w:p>
+      <w:pPr>
+        <w:pStyle w:val="ListNumber"/>
+      </w:pPr>
+      <w:r>
+        <w:rPr>
+          <w:rFonts w:ascii="微软雅黑" w:hAnsi="微软雅黑" w:eastAsia="微软雅黑"/>
+          <w:b/>
+        </w:rPr>
+        <w:t>空舱能关门，但不是封闭气腔。</w:t>
+      </w:r>
+      <w:r>
+        <w:rPr>
+          <w:rFonts w:ascii="微软雅黑" w:hAnsi="微软雅黑" w:eastAsia="微软雅黑"/>
+          <w:b w:val="0"/>
+        </w:rPr>
+        <w:t xml:space="preserve"> 有通气孔，因为人躺进去要呼吸。</w:t>
+      </w:r>
+    </w:p>
+    <w:p>
+      <w:pPr>
+        <w:pStyle w:val="ListNumber"/>
+      </w:pPr>
+      <w:r>
+        <w:rPr>
+          <w:rFonts w:ascii="微软雅黑" w:hAnsi="微软雅黑" w:eastAsia="微软雅黑"/>
+          <w:b/>
+        </w:rPr>
+        <w:t>臭氧机出口接到液体</w:t>
+      </w:r>
+      <w:r>
+        <w:rPr>
+          <w:rFonts w:ascii="微软雅黑" w:hAnsi="微软雅黑" w:eastAsia="微软雅黑"/>
+          <w:b w:val="0"/>
+        </w:rPr>
+        <w:t>，不是气腔。</w:t>
+      </w:r>
+    </w:p>
+    <w:p>
+      <w:pPr>
+        <w:pStyle w:val="ListNumber"/>
+      </w:pPr>
+      <w:r>
+        <w:rPr>
+          <w:rFonts w:ascii="微软雅黑" w:hAnsi="微软雅黑" w:eastAsia="微软雅黑"/>
+          <w:b/>
+        </w:rPr>
+        <w:t>内壁目前没有光催化涂层。</w:t>
+      </w:r>
+    </w:p>
+    <w:p>
+      <w:pPr>
+        <w:pStyle w:val="ListNumber"/>
+      </w:pPr>
+      <w:r>
+        <w:rPr>
+          <w:rFonts w:ascii="微软雅黑" w:hAnsi="微软雅黑" w:eastAsia="微软雅黑"/>
+          <w:b/>
+        </w:rPr>
+        <w:t>排空后自来水冲一下就没有结盐。</w:t>
+      </w:r>
+    </w:p>
+    <w:p>
+      <w:pPr>
+        <w:pStyle w:val="ListNumber"/>
+      </w:pPr>
+      <w:r>
+        <w:rPr>
+          <w:rFonts w:ascii="微软雅黑" w:hAnsi="微软雅黑" w:eastAsia="微软雅黑"/>
+          <w:b/>
+        </w:rPr>
+        <w:t>舱内配有紫外灯管。</w:t>
+      </w:r>
+    </w:p>
+    <w:p>
+      <w:pPr>
+        <w:pStyle w:val="ListNumber"/>
+      </w:pPr>
+      <w:r>
+        <w:rPr>
+          <w:rFonts w:ascii="微软雅黑" w:hAnsi="微软雅黑" w:eastAsia="微软雅黑"/>
+          <w:b/>
+        </w:rPr>
+        <w:t>回填前没有臭氧探头。</w:t>
       </w:r>
     </w:p>
     <w:p>
@@ -420,16 +395,34 @@
       <w:r>
         <w:rPr>
           <w:rFonts w:ascii="微软雅黑" w:hAnsi="微软雅黑" w:eastAsia="微软雅黑"/>
-          <w:b/>
+          <w:b w:val="0"/>
         </w:rPr>
-        <w:t>名称：</w:t>
+        <w:t>原独权依赖：封闭气腔、壁面光催化、臭氧仅入气腔、盐霜判据、残余臭氧探头。上面 1–4、6 直接相反或缺失。第 5 条紫外灯转到件2写，不要在本件里包装成「光催化激发」。</w:t>
       </w:r>
+    </w:p>
+    <w:p/>
+    <w:p>
+      <w:pPr>
+        <w:pStyle w:val="Heading2"/>
+      </w:pPr>
       <w:r>
         <w:rPr>
           <w:rFonts w:ascii="微软雅黑" w:hAnsi="微软雅黑" w:eastAsia="微软雅黑"/>
           <w:b w:val="0"/>
         </w:rPr>
-        <w:t xml:space="preserve"> 一种排空式高盐漂浮舱的空舱气相处理装置及控制方法</w:t>
+        <w:t>第四节里原来要填的，按现状只能写成这样</w:t>
+      </w:r>
+    </w:p>
+    <w:p>
+      <w:pPr>
+        <w:pStyle w:val="Heading3"/>
+      </w:pPr>
+      <w:r>
+        <w:rPr>
+          <w:rFonts w:ascii="微软雅黑" w:hAnsi="微软雅黑" w:eastAsia="微软雅黑"/>
+          <w:b w:val="0"/>
+        </w:rPr>
+        <w:t>4.1 排空</w:t>
       </w:r>
     </w:p>
     <w:p>
@@ -439,49 +432,9 @@
       <w:r>
         <w:rPr>
           <w:rFonts w:ascii="微软雅黑" w:hAnsi="微软雅黑" w:eastAsia="微软雅黑"/>
-          <w:b/>
-        </w:rPr>
-        <w:t>它管什么：</w:t>
-      </w:r>
-      <w:r>
-        <w:rPr>
-          <w:rFonts w:ascii="微软雅黑" w:hAnsi="微软雅黑" w:eastAsia="微软雅黑"/>
           <w:b w:val="0"/>
         </w:rPr>
-        <w:t xml:space="preserve"> 人离开、液体抽到储液罐之后，在关严的空舱里处理</w:t>
-      </w:r>
-      <w:r>
-        <w:rPr>
-          <w:rFonts w:ascii="微软雅黑" w:hAnsi="微软雅黑" w:eastAsia="微软雅黑"/>
-          <w:b/>
-        </w:rPr>
-        <w:t>舱内壁</w:t>
-      </w:r>
-      <w:r>
-        <w:rPr>
-          <w:rFonts w:ascii="微软雅黑" w:hAnsi="微软雅黑" w:eastAsia="微软雅黑"/>
-          <w:b w:val="0"/>
-        </w:rPr>
-        <w:t>；人在舱里时这套氧化不许开。</w:t>
-      </w:r>
-    </w:p>
-    <w:p>
-      <w:pPr>
-        <w:jc w:val="left"/>
-      </w:pPr>
-      <w:r>
-        <w:rPr>
-          <w:rFonts w:ascii="微软雅黑" w:hAnsi="微软雅黑" w:eastAsia="微软雅黑"/>
-          <w:b/>
-        </w:rPr>
-        <w:t>它不管什么：</w:t>
-      </w:r>
-      <w:r>
-        <w:rPr>
-          <w:rFonts w:ascii="微软雅黑" w:hAnsi="微软雅黑" w:eastAsia="微软雅黑"/>
-          <w:b w:val="0"/>
-        </w:rPr>
-        <w:t xml:space="preserve"> 不主张「漂浮舱采用光触媒/AOP」本身；不主张排空到储液罐本身（那是现有技术 </w:t>
+        <w:t>已确认会排空、排空后冲自来水。储液罐是否外置仍【缺】。排空到储液罐本身即使有，也是现有技术（</w:t>
       </w:r>
       <w:r>
         <w:rPr>
@@ -495,322 +448,7 @@
           <w:rFonts w:ascii="微软雅黑" w:hAnsi="微软雅黑" w:eastAsia="微软雅黑"/>
           <w:b w:val="0"/>
         </w:rPr>
-        <w:t>）；不写疗效、人体、智能排房。</w:t>
-      </w:r>
-    </w:p>
-    <w:p>
-      <w:pPr>
-        <w:ind w:left="360"/>
-      </w:pPr>
-      <w:r>
-        <w:rPr>
-          <w:rFonts w:ascii="微软雅黑" w:hAnsi="微软雅黑" w:eastAsia="微软雅黑"/>
-          <w:b w:val="0"/>
-          <w:color w:val="555555"/>
-        </w:rPr>
-        <w:t>✅ 写够了：这一节不出现疗效、迷走、杀菌率百分比。</w:t>
-      </w:r>
-    </w:p>
-    <w:p/>
-    <w:p>
-      <w:pPr>
-        <w:pStyle w:val="Heading2"/>
-      </w:pPr>
-      <w:r>
-        <w:rPr>
-          <w:rFonts w:ascii="微软雅黑" w:hAnsi="微软雅黑" w:eastAsia="微软雅黑"/>
-          <w:b w:val="0"/>
-        </w:rPr>
-        <w:t>第二节 背景与现有技术</w:t>
-      </w:r>
-    </w:p>
-    <w:p>
-      <w:pPr>
-        <w:jc w:val="left"/>
-      </w:pPr>
-      <w:r>
-        <w:rPr>
-          <w:rFonts w:ascii="微软雅黑" w:hAnsi="微软雅黑" w:eastAsia="微软雅黑"/>
-          <w:b/>
-        </w:rPr>
-        <w:t>别人一般怎么做：</w:t>
-      </w:r>
-      <w:r>
-        <w:rPr>
-          <w:rFonts w:ascii="微软雅黑" w:hAnsi="微软雅黑" w:eastAsia="微软雅黑"/>
-          <w:b w:val="0"/>
-        </w:rPr>
-        <w:t xml:space="preserve"> 【填：市面上漂浮舱循环过滤 / UV / 臭氧 / 双氧水怎么接；舱壁脏了怎么擦】</w:t>
-      </w:r>
-    </w:p>
-    <w:p>
-      <w:pPr>
-        <w:jc w:val="left"/>
-      </w:pPr>
-      <w:r>
-        <w:rPr>
-          <w:rFonts w:ascii="微软雅黑" w:hAnsi="微软雅黑" w:eastAsia="微软雅黑"/>
-          <w:b/>
-        </w:rPr>
-        <w:t>别人的做法在我们这里为什么不够：</w:t>
-      </w:r>
-      <w:r>
-        <w:rPr>
-          <w:rFonts w:ascii="微软雅黑" w:hAnsi="微软雅黑" w:eastAsia="微软雅黑"/>
-          <w:b w:val="0"/>
-        </w:rPr>
-        <w:t xml:space="preserve"> 循环只处理流过管路的液体，舱壁上的膜不流经反应器；高盐里羟基自由基活不长，往液体里打臭氧还可能走出溴酸盐路径。这些用公开文献和行业公开资料就能说，不必先做对照实验。</w:t>
-      </w:r>
-    </w:p>
-    <w:p>
-      <w:pPr>
-        <w:jc w:val="left"/>
-      </w:pPr>
-      <w:r>
-        <w:rPr>
-          <w:rFonts w:ascii="微软雅黑" w:hAnsi="微软雅黑" w:eastAsia="微软雅黑"/>
-          <w:b/>
-        </w:rPr>
-        <w:t>已知必须绕开、不能当发明点的：</w:t>
-      </w:r>
-    </w:p>
-    <w:p>
-      <w:pPr>
-        <w:pStyle w:val="ListBullet"/>
-      </w:pPr>
-      <w:r>
-        <w:rPr>
-          <w:rFonts w:ascii="微软雅黑" w:hAnsi="微软雅黑" w:eastAsia="微软雅黑"/>
-          <w:b w:val="0"/>
-        </w:rPr>
-        <w:t>排空到储液罐再回填：US6623632 等（</w:t>
-      </w:r>
-      <w:r>
-        <w:rPr>
-          <w:rFonts w:ascii="微软雅黑" w:hAnsi="微软雅黑" w:eastAsia="微软雅黑"/>
-          <w:color w:val="B03060"/>
-        </w:rPr>
-        <w:t>PAT-PRI-069</w:t>
-      </w:r>
-      <w:r>
-        <w:rPr>
-          <w:rFonts w:ascii="微软雅黑" w:hAnsi="微软雅黑" w:eastAsia="微软雅黑"/>
-          <w:b w:val="0"/>
-        </w:rPr>
-        <w:t>）</w:t>
-      </w:r>
-    </w:p>
-    <w:p>
-      <w:pPr>
-        <w:pStyle w:val="ListBullet"/>
-      </w:pPr>
-      <w:r>
-        <w:rPr>
-          <w:rFonts w:ascii="微软雅黑" w:hAnsi="微软雅黑" w:eastAsia="微软雅黑"/>
-          <w:b w:val="0"/>
-        </w:rPr>
-        <w:t>漂浮舱 UV+臭氧+双氧水：行业公开在售（</w:t>
-      </w:r>
-      <w:r>
-        <w:rPr>
-          <w:rFonts w:ascii="微软雅黑" w:hAnsi="微软雅黑" w:eastAsia="微软雅黑"/>
-          <w:color w:val="B03060"/>
-        </w:rPr>
-        <w:t>PAT-PRI-065</w:t>
-      </w:r>
-      <w:r>
-        <w:rPr>
-          <w:rFonts w:ascii="微软雅黑" w:hAnsi="微软雅黑" w:eastAsia="微软雅黑"/>
-          <w:b w:val="0"/>
-        </w:rPr>
-        <w:t>）</w:t>
-      </w:r>
-    </w:p>
-    <w:p>
-      <w:pPr>
-        <w:pStyle w:val="ListBullet"/>
-      </w:pPr>
-      <w:r>
-        <w:rPr>
-          <w:rFonts w:ascii="微软雅黑" w:hAnsi="微软雅黑" w:eastAsia="微软雅黑"/>
-          <w:b w:val="0"/>
-        </w:rPr>
-        <w:t>光催化水处理反应器：商品 + 专利（</w:t>
-      </w:r>
-      <w:r>
-        <w:rPr>
-          <w:rFonts w:ascii="微软雅黑" w:hAnsi="微软雅黑" w:eastAsia="微软雅黑"/>
-          <w:color w:val="B03060"/>
-        </w:rPr>
-        <w:t>PAT-PRI-066</w:t>
-      </w:r>
-      <w:r>
-        <w:rPr>
-          <w:rFonts w:ascii="微软雅黑" w:hAnsi="微软雅黑" w:eastAsia="微软雅黑"/>
-          <w:b w:val="0"/>
-        </w:rPr>
-        <w:t>）</w:t>
-      </w:r>
-    </w:p>
-    <w:p>
-      <w:pPr>
-        <w:pStyle w:val="ListBullet"/>
-      </w:pPr>
-      <w:r>
-        <w:rPr>
-          <w:rFonts w:ascii="微软雅黑" w:hAnsi="微软雅黑" w:eastAsia="微软雅黑"/>
-          <w:b w:val="0"/>
-        </w:rPr>
-        <w:t>紫外消毒浴缸、臭氧消毒柜、带光触媒涂层的舱体——太宽，会被直接对比</w:t>
-      </w:r>
-    </w:p>
-    <w:p>
-      <w:pPr>
-        <w:ind w:left="360"/>
-      </w:pPr>
-      <w:r>
-        <w:rPr>
-          <w:rFonts w:ascii="微软雅黑" w:hAnsi="微软雅黑" w:eastAsia="微软雅黑"/>
-          <w:b w:val="0"/>
-          <w:color w:val="555555"/>
-        </w:rPr>
-        <w:t>❌ 常见错误：把「我们用了光触媒」写成发明点。</w:t>
-      </w:r>
-    </w:p>
-    <w:p/>
-    <w:p>
-      <w:pPr>
-        <w:pStyle w:val="Heading2"/>
-      </w:pPr>
-      <w:r>
-        <w:rPr>
-          <w:rFonts w:ascii="微软雅黑" w:hAnsi="微软雅黑" w:eastAsia="微软雅黑"/>
-          <w:b w:val="0"/>
-        </w:rPr>
-        <w:t>第三节 要解决的技术问题</w:t>
-      </w:r>
-    </w:p>
-    <w:p>
-      <w:pPr>
-        <w:jc w:val="left"/>
-      </w:pPr>
-      <w:r>
-        <w:rPr>
-          <w:rFonts w:ascii="微软雅黑" w:hAnsi="微软雅黑" w:eastAsia="微软雅黑"/>
-          <w:b/>
-        </w:rPr>
-        <w:t>通用描述（可作起点）：</w:t>
-      </w:r>
-      <w:r>
-        <w:rPr>
-          <w:rFonts w:ascii="微软雅黑" w:hAnsi="微软雅黑" w:eastAsia="微软雅黑"/>
-          <w:b w:val="0"/>
-        </w:rPr>
-        <w:t xml:space="preserve"> 排空式高盐漂浮舱在占用、空舱、回填三种工况下，若气相氧化与占用重叠，人会被激发光或臭氧伤到；若只做液相循环，舱壁生物膜处理不到；若排空后立即开激发灯，盐霜会盖住催化面；若臭氧接到液体，与可能含溴的泻盐长期共存。</w:t>
-      </w:r>
-    </w:p>
-    <w:p>
-      <w:pPr>
-        <w:jc w:val="left"/>
-      </w:pPr>
-      <w:r>
-        <w:rPr>
-          <w:rFonts w:ascii="微软雅黑" w:hAnsi="微软雅黑" w:eastAsia="微软雅黑"/>
-          <w:b/>
-        </w:rPr>
-        <w:t>本机真实遇到的冲突：</w:t>
-      </w:r>
-      <w:r>
-        <w:rPr>
-          <w:rFonts w:ascii="微软雅黑" w:hAnsi="微软雅黑" w:eastAsia="微软雅黑"/>
-          <w:b w:val="0"/>
-        </w:rPr>
-        <w:t xml:space="preserve"> 【填：上次壁面/气味/灯误开/结盐，实际发生过什么。没有就写「尚未发生，以下为结构防呆」】</w:t>
-      </w:r>
-    </w:p>
-    <w:p>
-      <w:pPr>
-        <w:jc w:val="left"/>
-      </w:pPr>
-      <w:r>
-        <w:rPr>
-          <w:rFonts w:ascii="微软雅黑" w:hAnsi="微软雅黑" w:eastAsia="微软雅黑"/>
-          <w:b/>
-        </w:rPr>
-        <w:t>最想解决的那一个：</w:t>
-      </w:r>
-      <w:r>
-        <w:rPr>
-          <w:rFonts w:ascii="微软雅黑" w:hAnsi="微软雅黑" w:eastAsia="微软雅黑"/>
-          <w:b w:val="0"/>
-        </w:rPr>
-        <w:t xml:space="preserve"> 【填：如果只能留一个联锁，留哪一个】</w:t>
-      </w:r>
-    </w:p>
-    <w:p/>
-    <w:p>
-      <w:pPr>
-        <w:pStyle w:val="Heading2"/>
-      </w:pPr>
-      <w:r>
-        <w:rPr>
-          <w:rFonts w:ascii="微软雅黑" w:hAnsi="微软雅黑" w:eastAsia="微软雅黑"/>
-          <w:b w:val="0"/>
-        </w:rPr>
-        <w:t>第四节 技术方案：结构与相对关系</w:t>
-      </w:r>
-    </w:p>
-    <w:p>
-      <w:pPr>
-        <w:ind w:left="360"/>
-      </w:pPr>
-      <w:r>
-        <w:rPr>
-          <w:rFonts w:ascii="微软雅黑" w:hAnsi="微软雅黑" w:eastAsia="微软雅黑"/>
-          <w:b w:val="0"/>
-          <w:color w:val="555555"/>
-        </w:rPr>
-        <w:t>关键不是零件清单，是</w:t>
-      </w:r>
-      <w:r>
-        <w:rPr>
-          <w:rFonts w:ascii="微软雅黑" w:hAnsi="微软雅黑" w:eastAsia="微软雅黑"/>
-          <w:b/>
-          <w:color w:val="555555"/>
-        </w:rPr>
-        <w:t>谁接谁、何时通、何时断</w:t>
-      </w:r>
-      <w:r>
-        <w:rPr>
-          <w:rFonts w:ascii="微软雅黑" w:hAnsi="微软雅黑" w:eastAsia="微软雅黑"/>
-          <w:b w:val="0"/>
-          <w:color w:val="555555"/>
-        </w:rPr>
-        <w:t>。</w:t>
-      </w:r>
-    </w:p>
-    <w:p>
-      <w:pPr>
-        <w:pStyle w:val="Heading3"/>
-      </w:pPr>
-      <w:r>
-        <w:rPr>
-          <w:rFonts w:ascii="微软雅黑" w:hAnsi="微软雅黑" w:eastAsia="微软雅黑"/>
-          <w:b w:val="0"/>
-        </w:rPr>
-        <w:t>4.1 已知前提（不主张）</w:t>
-      </w:r>
-    </w:p>
-    <w:p>
-      <w:pPr>
-        <w:jc w:val="left"/>
-      </w:pPr>
-      <w:r>
-        <w:rPr>
-          <w:rFonts w:ascii="微软雅黑" w:hAnsi="微软雅黑" w:eastAsia="微软雅黑"/>
-          <w:b w:val="0"/>
-        </w:rPr>
-        <w:t>【填：舱体、储液罐、排空泵/阀、回填泵/阀怎么接。画一张从舱到罐再回来的箭头图，用文字描述也行】</w:t>
+        <w:t>），不能主张。</w:t>
       </w:r>
     </w:p>
     <w:p>
@@ -834,7 +472,7 @@
           <w:rFonts w:ascii="微软雅黑" w:hAnsi="微软雅黑" w:eastAsia="微软雅黑"/>
           <w:b w:val="0"/>
         </w:rPr>
-        <w:t>【填：怎么知道舱里有人。门磁 / 液位 / 红外 / 其他。没有可靠信号则件1不要递】</w:t>
+        <w:t>【缺】</w:t>
       </w:r>
     </w:p>
     <w:p>
@@ -846,7 +484,7 @@
           <w:rFonts w:ascii="微软雅黑" w:hAnsi="微软雅黑" w:eastAsia="微软雅黑"/>
           <w:b w:val="0"/>
         </w:rPr>
-        <w:t>4.3 舱内表面与激发源</w:t>
+        <w:t>4.3 涂层与激发</w:t>
       </w:r>
     </w:p>
     <w:p>
@@ -858,7 +496,19 @@
           <w:rFonts w:ascii="微软雅黑" w:hAnsi="微软雅黑" w:eastAsia="微软雅黑"/>
           <w:b w:val="0"/>
         </w:rPr>
-        <w:t>【填：涂层在哪些面；激发源装在哪、朝哪；和人躺下时的眼睛、皮肤是什么相对位置】</w:t>
+        <w:t>光催化涂层：无。舱内紫外灯管：有。不要把紫外灯写成光催化激发源——没有涂层，激发没有对象。</w:t>
+      </w:r>
+    </w:p>
+    <w:p>
+      <w:pPr>
+        <w:pStyle w:val="Heading3"/>
+      </w:pPr>
+      <w:r>
+        <w:rPr>
+          <w:rFonts w:ascii="微软雅黑" w:hAnsi="微软雅黑" w:eastAsia="微软雅黑"/>
+          <w:b w:val="0"/>
+        </w:rPr>
+        <w:t>4.4 臭氧流路</w:t>
       </w:r>
     </w:p>
     <w:p>
@@ -870,55 +520,21 @@
           <w:rFonts w:ascii="微软雅黑" w:hAnsi="微软雅黑" w:eastAsia="微软雅黑"/>
           <w:b w:val="0"/>
         </w:rPr>
-        <w:t>【工程师确认：有光催化涂层或明确计划涂】 有 / 无</w:t>
+        <w:t>有臭氧发生器。出口接到液体。液相禁臭氧（</w:t>
       </w:r>
-    </w:p>
-    <w:p>
-      <w:pPr>
-        <w:pStyle w:val="Heading3"/>
-      </w:pPr>
+      <w:r>
+        <w:rPr>
+          <w:rFonts w:ascii="微软雅黑" w:hAnsi="微软雅黑" w:eastAsia="微软雅黑"/>
+          <w:color w:val="B03060"/>
+        </w:rPr>
+        <w:t>027</w:t>
+      </w:r>
       <w:r>
         <w:rPr>
           <w:rFonts w:ascii="微软雅黑" w:hAnsi="微软雅黑" w:eastAsia="微软雅黑"/>
           <w:b w:val="0"/>
         </w:rPr>
-        <w:t>4.4 臭氧流路（没有臭氧机则整小节删掉）</w:t>
-      </w:r>
-    </w:p>
-    <w:p>
-      <w:pPr>
-        <w:jc w:val="left"/>
-      </w:pPr>
-      <w:r>
-        <w:rPr>
-          <w:rFonts w:ascii="微软雅黑" w:hAnsi="微软雅黑" w:eastAsia="微软雅黑"/>
-          <w:b w:val="0"/>
-        </w:rPr>
-        <w:t>【工程师确认：有臭氧发生器】 有 / 无</w:t>
-      </w:r>
-    </w:p>
-    <w:p>
-      <w:pPr>
-        <w:jc w:val="left"/>
-      </w:pPr>
-      <w:r>
-        <w:rPr>
-          <w:rFonts w:ascii="微软雅黑" w:hAnsi="微软雅黑" w:eastAsia="微软雅黑"/>
-          <w:b w:val="0"/>
-        </w:rPr>
-        <w:t>【填：发生器出口现在接到哪。目标写法：唯一出口通向空舱气腔；与液路之间有不可旁通的隔断（阀、盲板、物理断管——以实物为准）】</w:t>
-      </w:r>
-    </w:p>
-    <w:p>
-      <w:pPr>
-        <w:jc w:val="left"/>
-      </w:pPr>
-      <w:r>
-        <w:rPr>
-          <w:rFonts w:ascii="微软雅黑" w:hAnsi="微软雅黑" w:eastAsia="微软雅黑"/>
-          <w:b w:val="0"/>
-        </w:rPr>
-        <w:t>【工程师确认：液相还有没有臭氧接入点】 有 / 无（应为无）</w:t>
+        <w:t>）与现机相反，不写。不要改口写成接到气腔。</w:t>
       </w:r>
     </w:p>
     <w:p>
@@ -942,281 +558,7 @@
           <w:rFonts w:ascii="微软雅黑" w:hAnsi="微软雅黑" w:eastAsia="微软雅黑"/>
           <w:b w:val="0"/>
         </w:rPr>
-        <w:t>用工程师的话填「进入条件 / 设备动作 / 禁止事项」：</w:t>
-      </w:r>
-    </w:p>
-    <w:tbl>
-      <w:tblPr>
-        <w:tblStyle w:val="LightGrid-Accent1"/>
-        <w:tblW w:type="auto" w:w="0"/>
-        <w:tblLook w:firstColumn="1" w:firstRow="1" w:lastColumn="0" w:lastRow="0" w:noHBand="0" w:noVBand="1" w:val="04A0"/>
-      </w:tblPr>
-      <w:tblGrid>
-        <w:gridCol w:w="2160"/>
-        <w:gridCol w:w="2160"/>
-        <w:gridCol w:w="2160"/>
-        <w:gridCol w:w="2160"/>
-      </w:tblGrid>
-      <w:tr>
-        <w:tc>
-          <w:tcPr>
-            <w:tcW w:type="dxa" w:w="2160"/>
-          </w:tcPr>
-          <w:p>
-            <w:r/>
-            <w:r>
-              <w:rPr>
-                <w:rFonts w:ascii="微软雅黑" w:hAnsi="微软雅黑" w:eastAsia="微软雅黑"/>
-                <w:b/>
-              </w:rPr>
-              <w:t>状态</w:t>
-            </w:r>
-          </w:p>
-        </w:tc>
-        <w:tc>
-          <w:tcPr>
-            <w:tcW w:type="dxa" w:w="2160"/>
-          </w:tcPr>
-          <w:p>
-            <w:r/>
-            <w:r>
-              <w:rPr>
-                <w:rFonts w:ascii="微软雅黑" w:hAnsi="微软雅黑" w:eastAsia="微软雅黑"/>
-                <w:b/>
-              </w:rPr>
-              <w:t>进入条件</w:t>
-            </w:r>
-          </w:p>
-        </w:tc>
-        <w:tc>
-          <w:tcPr>
-            <w:tcW w:type="dxa" w:w="2160"/>
-          </w:tcPr>
-          <w:p>
-            <w:r/>
-            <w:r>
-              <w:rPr>
-                <w:rFonts w:ascii="微软雅黑" w:hAnsi="微软雅黑" w:eastAsia="微软雅黑"/>
-                <w:b/>
-              </w:rPr>
-              <w:t>设备动作</w:t>
-            </w:r>
-          </w:p>
-        </w:tc>
-        <w:tc>
-          <w:tcPr>
-            <w:tcW w:type="dxa" w:w="2160"/>
-          </w:tcPr>
-          <w:p>
-            <w:r/>
-            <w:r>
-              <w:rPr>
-                <w:rFonts w:ascii="微软雅黑" w:hAnsi="微软雅黑" w:eastAsia="微软雅黑"/>
-                <w:b/>
-              </w:rPr>
-              <w:t>禁止</w:t>
-            </w:r>
-          </w:p>
-        </w:tc>
-      </w:tr>
-      <w:tr>
-        <w:tc>
-          <w:tcPr>
-            <w:tcW w:type="dxa" w:w="2160"/>
-          </w:tcPr>
-          <w:p>
-            <w:r/>
-            <w:r>
-              <w:rPr>
-                <w:rFonts w:ascii="微软雅黑" w:hAnsi="微软雅黑" w:eastAsia="微软雅黑"/>
-                <w:b w:val="0"/>
-              </w:rPr>
-              <w:t>占用</w:t>
-            </w:r>
-          </w:p>
-        </w:tc>
-        <w:tc>
-          <w:tcPr>
-            <w:tcW w:type="dxa" w:w="2160"/>
-          </w:tcPr>
-          <w:p>
-            <w:r/>
-            <w:r>
-              <w:rPr>
-                <w:rFonts w:ascii="微软雅黑" w:hAnsi="微软雅黑" w:eastAsia="微软雅黑"/>
-                <w:b w:val="0"/>
-              </w:rPr>
-              <w:t>【填】</w:t>
-            </w:r>
-          </w:p>
-        </w:tc>
-        <w:tc>
-          <w:tcPr>
-            <w:tcW w:type="dxa" w:w="2160"/>
-          </w:tcPr>
-          <w:p>
-            <w:r/>
-            <w:r>
-              <w:rPr>
-                <w:rFonts w:ascii="微软雅黑" w:hAnsi="微软雅黑" w:eastAsia="微软雅黑"/>
-                <w:b w:val="0"/>
-              </w:rPr>
-              <w:t>激发断电；臭氧不向气腔投加</w:t>
-            </w:r>
-          </w:p>
-        </w:tc>
-        <w:tc>
-          <w:tcPr>
-            <w:tcW w:type="dxa" w:w="2160"/>
-          </w:tcPr>
-          <w:p>
-            <w:r/>
-            <w:r>
-              <w:rPr>
-                <w:rFonts w:ascii="微软雅黑" w:hAnsi="微软雅黑" w:eastAsia="微软雅黑"/>
-                <w:b w:val="0"/>
-              </w:rPr>
-              <w:t>空舱处理、回填</w:t>
-            </w:r>
-          </w:p>
-        </w:tc>
-      </w:tr>
-      <w:tr>
-        <w:tc>
-          <w:tcPr>
-            <w:tcW w:type="dxa" w:w="2160"/>
-          </w:tcPr>
-          <w:p>
-            <w:r/>
-            <w:r>
-              <w:rPr>
-                <w:rFonts w:ascii="微软雅黑" w:hAnsi="微软雅黑" w:eastAsia="微软雅黑"/>
-                <w:b w:val="0"/>
-              </w:rPr>
-              <w:t>空舱气相处理</w:t>
-            </w:r>
-          </w:p>
-        </w:tc>
-        <w:tc>
-          <w:tcPr>
-            <w:tcW w:type="dxa" w:w="2160"/>
-          </w:tcPr>
-          <w:p>
-            <w:r/>
-            <w:r>
-              <w:rPr>
-                <w:rFonts w:ascii="微软雅黑" w:hAnsi="微软雅黑" w:eastAsia="微软雅黑"/>
-                <w:b w:val="0"/>
-              </w:rPr>
-              <w:t>【填：已排空、门关、占用为假、盐层判据真】</w:t>
-            </w:r>
-          </w:p>
-        </w:tc>
-        <w:tc>
-          <w:tcPr>
-            <w:tcW w:type="dxa" w:w="2160"/>
-          </w:tcPr>
-          <w:p>
-            <w:r/>
-            <w:r>
-              <w:rPr>
-                <w:rFonts w:ascii="微软雅黑" w:hAnsi="微软雅黑" w:eastAsia="微软雅黑"/>
-                <w:b w:val="0"/>
-              </w:rPr>
-              <w:t>激发可通电；臭氧仅入气腔</w:t>
-            </w:r>
-          </w:p>
-        </w:tc>
-        <w:tc>
-          <w:tcPr>
-            <w:tcW w:type="dxa" w:w="2160"/>
-          </w:tcPr>
-          <w:p>
-            <w:r/>
-            <w:r>
-              <w:rPr>
-                <w:rFonts w:ascii="微软雅黑" w:hAnsi="微软雅黑" w:eastAsia="微软雅黑"/>
-                <w:b w:val="0"/>
-              </w:rPr>
-              <w:t>占用、回填</w:t>
-            </w:r>
-          </w:p>
-        </w:tc>
-      </w:tr>
-      <w:tr>
-        <w:tc>
-          <w:tcPr>
-            <w:tcW w:type="dxa" w:w="2160"/>
-          </w:tcPr>
-          <w:p>
-            <w:r/>
-            <w:r>
-              <w:rPr>
-                <w:rFonts w:ascii="微软雅黑" w:hAnsi="微软雅黑" w:eastAsia="微软雅黑"/>
-                <w:b w:val="0"/>
-              </w:rPr>
-              <w:t>回填</w:t>
-            </w:r>
-          </w:p>
-        </w:tc>
-        <w:tc>
-          <w:tcPr>
-            <w:tcW w:type="dxa" w:w="2160"/>
-          </w:tcPr>
-          <w:p>
-            <w:r/>
-            <w:r>
-              <w:rPr>
-                <w:rFonts w:ascii="微软雅黑" w:hAnsi="微软雅黑" w:eastAsia="微软雅黑"/>
-                <w:b w:val="0"/>
-              </w:rPr>
-              <w:t>【填：残余臭氧低于预定限】</w:t>
-            </w:r>
-          </w:p>
-        </w:tc>
-        <w:tc>
-          <w:tcPr>
-            <w:tcW w:type="dxa" w:w="2160"/>
-          </w:tcPr>
-          <w:p>
-            <w:r/>
-            <w:r>
-              <w:rPr>
-                <w:rFonts w:ascii="微软雅黑" w:hAnsi="微软雅黑" w:eastAsia="微软雅黑"/>
-                <w:b w:val="0"/>
-              </w:rPr>
-              <w:t>向舱注液</w:t>
-            </w:r>
-          </w:p>
-        </w:tc>
-        <w:tc>
-          <w:tcPr>
-            <w:tcW w:type="dxa" w:w="2160"/>
-          </w:tcPr>
-          <w:p>
-            <w:r/>
-            <w:r>
-              <w:rPr>
-                <w:rFonts w:ascii="微软雅黑" w:hAnsi="微软雅黑" w:eastAsia="微软雅黑"/>
-                <w:b w:val="0"/>
-              </w:rPr>
-              <w:t>激发、向气腔投臭氧</w:t>
-            </w:r>
-          </w:p>
-        </w:tc>
-      </w:tr>
-    </w:tbl>
-    <w:p/>
-    <w:p>
-      <w:pPr>
-        <w:jc w:val="left"/>
-      </w:pPr>
-      <w:r>
-        <w:rPr>
-          <w:rFonts w:ascii="微软雅黑" w:hAnsi="微软雅黑" w:eastAsia="微软雅黑"/>
-          <w:b w:val="0"/>
-        </w:rPr>
-        <w:t>任一时刻只准一个状态为真。【填：互斥是继电器硬线、还是控制器里的互锁、还是两者都有。优先写硬线能指到的那一段】</w:t>
+        <w:t>没有封闭气腔、没有气相臭氧、没有涂层、没有臭氧探头，三态互斥写出来没有现机实施例。不写。</w:t>
       </w:r>
     </w:p>
     <w:p>
@@ -1228,21 +570,7 @@
           <w:rFonts w:ascii="微软雅黑" w:hAnsi="微软雅黑" w:eastAsia="微软雅黑"/>
           <w:b w:val="0"/>
         </w:rPr>
-        <w:t>4.6 激发通道与占用的硬件互锁（</w:t>
-      </w:r>
-      <w:r>
-        <w:rPr>
-          <w:rFonts w:ascii="微软雅黑" w:hAnsi="微软雅黑" w:eastAsia="微软雅黑"/>
-          <w:color w:val="B03060"/>
-        </w:rPr>
-        <w:t>030</w:t>
-      </w:r>
-      <w:r>
-        <w:rPr>
-          <w:rFonts w:ascii="微软雅黑" w:hAnsi="微软雅黑" w:eastAsia="微软雅黑"/>
-          <w:b w:val="0"/>
-        </w:rPr>
-        <w:t>）</w:t>
+        <w:t>4.7 盐霜</w:t>
       </w:r>
     </w:p>
     <w:p>
@@ -1254,7 +582,19 @@
           <w:rFonts w:ascii="微软雅黑" w:hAnsi="微软雅黑" w:eastAsia="微软雅黑"/>
           <w:b w:val="0"/>
         </w:rPr>
-        <w:t>【工程师确认：占用为真时激发通道能在硬件上断路】 能 / 不能</w:t>
+        <w:t>排空后自来水冲洗，不结盐。盐霜放行闭环不成立。冲水本身是运维，不能当发明点。</w:t>
+      </w:r>
+    </w:p>
+    <w:p>
+      <w:pPr>
+        <w:pStyle w:val="Heading3"/>
+      </w:pPr>
+      <w:r>
+        <w:rPr>
+          <w:rFonts w:ascii="微软雅黑" w:hAnsi="微软雅黑" w:eastAsia="微软雅黑"/>
+          <w:b w:val="0"/>
+        </w:rPr>
+        <w:t>4.8 残余臭氧探头</w:t>
       </w:r>
     </w:p>
     <w:p>
@@ -1266,165 +606,7 @@
           <w:rFonts w:ascii="微软雅黑" w:hAnsi="微软雅黑" w:eastAsia="微软雅黑"/>
           <w:b w:val="0"/>
         </w:rPr>
-        <w:t>【填：断的是哪根线、哪个继电器、是否不依赖软件】</w:t>
-      </w:r>
-    </w:p>
-    <w:p>
-      <w:pPr>
-        <w:jc w:val="left"/>
-      </w:pPr>
-      <w:r>
-        <w:rPr>
-          <w:rFonts w:ascii="微软雅黑" w:hAnsi="微软雅黑" w:eastAsia="微软雅黑"/>
-          <w:b w:val="0"/>
-        </w:rPr>
-        <w:t>【填：可见光与激发是同一组器件的两个通道，还是两盏灯】</w:t>
-      </w:r>
-    </w:p>
-    <w:p>
-      <w:pPr>
-        <w:pStyle w:val="Heading3"/>
-      </w:pPr>
-      <w:r>
-        <w:rPr>
-          <w:rFonts w:ascii="微软雅黑" w:hAnsi="微软雅黑" w:eastAsia="微软雅黑"/>
-          <w:b w:val="0"/>
-        </w:rPr>
-        <w:t>4.7 盐霜放行（</w:t>
-      </w:r>
-      <w:r>
-        <w:rPr>
-          <w:rFonts w:ascii="微软雅黑" w:hAnsi="微软雅黑" w:eastAsia="微软雅黑"/>
-          <w:color w:val="B03060"/>
-        </w:rPr>
-        <w:t>029</w:t>
-      </w:r>
-      <w:r>
-        <w:rPr>
-          <w:rFonts w:ascii="微软雅黑" w:hAnsi="微软雅黑" w:eastAsia="微软雅黑"/>
-          <w:b w:val="0"/>
-        </w:rPr>
-        <w:t>）</w:t>
-      </w:r>
-    </w:p>
-    <w:p>
-      <w:pPr>
-        <w:jc w:val="left"/>
-      </w:pPr>
-      <w:r>
-        <w:rPr>
-          <w:rFonts w:ascii="微软雅黑" w:hAnsi="微软雅黑" w:eastAsia="微软雅黑"/>
-          <w:b w:val="0"/>
-        </w:rPr>
-        <w:t>【填：排空后壁面是否结霜、现在怎么冲】</w:t>
-      </w:r>
-    </w:p>
-    <w:p>
-      <w:pPr>
-        <w:jc w:val="left"/>
-      </w:pPr>
-      <w:r>
-        <w:rPr>
-          <w:rFonts w:ascii="微软雅黑" w:hAnsi="微软雅黑" w:eastAsia="微软雅黑"/>
-          <w:b w:val="0"/>
-        </w:rPr>
-        <w:t>激发前的判据（选实际有的，没有的删）：</w:t>
-      </w:r>
-    </w:p>
-    <w:p>
-      <w:pPr>
-        <w:pStyle w:val="ListBullet"/>
-      </w:pPr>
-      <w:r>
-        <w:rPr>
-          <w:rFonts w:ascii="微软雅黑" w:hAnsi="微软雅黑" w:eastAsia="微软雅黑"/>
-          <w:b w:val="0"/>
-        </w:rPr>
-        <w:t>表面电导：【填：探头在哪；与厂家说明书哪一条预定上限比较】</w:t>
-      </w:r>
-    </w:p>
-    <w:p>
-      <w:pPr>
-        <w:pStyle w:val="ListBullet"/>
-      </w:pPr>
-      <w:r>
-        <w:rPr>
-          <w:rFonts w:ascii="微软雅黑" w:hAnsi="微软雅黑" w:eastAsia="微软雅黑"/>
-          <w:b w:val="0"/>
-        </w:rPr>
-        <w:t>漫反射：【填：波长；预定上限出处】</w:t>
-      </w:r>
-    </w:p>
-    <w:p>
-      <w:pPr>
-        <w:pStyle w:val="ListBullet"/>
-      </w:pPr>
-      <w:r>
-        <w:rPr>
-          <w:rFonts w:ascii="微软雅黑" w:hAnsi="微软雅黑" w:eastAsia="微软雅黑"/>
-          <w:b w:val="0"/>
-        </w:rPr>
-        <w:t>光电流：【填】</w:t>
-      </w:r>
-    </w:p>
-    <w:p>
-      <w:pPr>
-        <w:jc w:val="left"/>
-      </w:pPr>
-      <w:r>
-        <w:rPr>
-          <w:rFonts w:ascii="微软雅黑" w:hAnsi="微软雅黑" w:eastAsia="微软雅黑"/>
-          <w:b w:val="0"/>
-        </w:rPr>
-        <w:t>不达标则【填：再冲洗 / 再沥干 / 不许开激发】。</w:t>
-      </w:r>
-    </w:p>
-    <w:p>
-      <w:pPr>
-        <w:jc w:val="left"/>
-      </w:pPr>
-      <w:r>
-        <w:rPr>
-          <w:rFonts w:ascii="微软雅黑" w:hAnsi="微软雅黑" w:eastAsia="微软雅黑"/>
-          <w:b/>
-        </w:rPr>
-        <w:t>此处不要写你们自己测出来的杀菌曲线。</w:t>
-      </w:r>
-    </w:p>
-    <w:p>
-      <w:pPr>
-        <w:pStyle w:val="Heading3"/>
-      </w:pPr>
-      <w:r>
-        <w:rPr>
-          <w:rFonts w:ascii="微软雅黑" w:hAnsi="微软雅黑" w:eastAsia="微软雅黑"/>
-          <w:b w:val="0"/>
-        </w:rPr>
-        <w:t>4.8 回填前残余臭氧</w:t>
-      </w:r>
-    </w:p>
-    <w:p>
-      <w:pPr>
-        <w:jc w:val="left"/>
-      </w:pPr>
-      <w:r>
-        <w:rPr>
-          <w:rFonts w:ascii="微软雅黑" w:hAnsi="微软雅黑" w:eastAsia="微软雅黑"/>
-          <w:b w:val="0"/>
-        </w:rPr>
-        <w:t>【工程师确认：有气腔臭氧探头或可加装】 有 / 可加 / 无</w:t>
-      </w:r>
-    </w:p>
-    <w:p>
-      <w:pPr>
-        <w:jc w:val="left"/>
-      </w:pPr>
-      <w:r>
-        <w:rPr>
-          <w:rFonts w:ascii="微软雅黑" w:hAnsi="微软雅黑" w:eastAsia="微软雅黑"/>
-          <w:b w:val="0"/>
-        </w:rPr>
-        <w:t>预定阈值【填：探头厂家说明书或安全规范的出处，不要编 ppm】</w:t>
+        <w:t>无。不编探头。</w:t>
       </w:r>
     </w:p>
     <w:p/>
@@ -1437,79 +619,7 @@
           <w:rFonts w:ascii="微软雅黑" w:hAnsi="微软雅黑" w:eastAsia="微软雅黑"/>
           <w:b w:val="0"/>
         </w:rPr>
-        <w:t>第五节 控制逻辑（用步骤写，不要写成软件产品介绍）</w:t>
-      </w:r>
-    </w:p>
-    <w:p>
-      <w:pPr>
-        <w:pStyle w:val="ListNumber"/>
-      </w:pPr>
-      <w:r>
-        <w:rPr>
-          <w:rFonts w:ascii="微软雅黑" w:hAnsi="微软雅黑" w:eastAsia="微软雅黑"/>
-          <w:b w:val="0"/>
-        </w:rPr>
-        <w:t>占用结束 → 排空 → 【填：冲壁 / 沥干】</w:t>
-      </w:r>
-    </w:p>
-    <w:p>
-      <w:pPr>
-        <w:pStyle w:val="ListNumber"/>
-      </w:pPr>
-      <w:r>
-        <w:rPr>
-          <w:rFonts w:ascii="微软雅黑" w:hAnsi="微软雅黑" w:eastAsia="微软雅黑"/>
-          <w:b w:val="0"/>
-        </w:rPr>
-        <w:t>读盐层判据 → 不通过则回到冲洗</w:t>
-      </w:r>
-    </w:p>
-    <w:p>
-      <w:pPr>
-        <w:pStyle w:val="ListNumber"/>
-      </w:pPr>
-      <w:r>
-        <w:rPr>
-          <w:rFonts w:ascii="微软雅黑" w:hAnsi="微软雅黑" w:eastAsia="微软雅黑"/>
-          <w:b w:val="0"/>
-        </w:rPr>
-        <w:t>确认占用为假、门关 → 进入空舱处理：激发通电；若有臭氧则仅向气腔投加</w:t>
-      </w:r>
-    </w:p>
-    <w:p>
-      <w:pPr>
-        <w:pStyle w:val="ListNumber"/>
-      </w:pPr>
-      <w:r>
-        <w:rPr>
-          <w:rFonts w:ascii="微软雅黑" w:hAnsi="微软雅黑" w:eastAsia="微软雅黑"/>
-          <w:b w:val="0"/>
-        </w:rPr>
-        <w:t>处理结束 → 激发断；分解或等待残余臭氧</w:t>
-      </w:r>
-    </w:p>
-    <w:p>
-      <w:pPr>
-        <w:pStyle w:val="ListNumber"/>
-      </w:pPr>
-      <w:r>
-        <w:rPr>
-          <w:rFonts w:ascii="微软雅黑" w:hAnsi="微软雅黑" w:eastAsia="微软雅黑"/>
-          <w:b w:val="0"/>
-        </w:rPr>
-        <w:t>残余臭氧低于预定限 → 允许回填</w:t>
-      </w:r>
-    </w:p>
-    <w:p>
-      <w:pPr>
-        <w:pStyle w:val="ListNumber"/>
-      </w:pPr>
-      <w:r>
-        <w:rPr>
-          <w:rFonts w:ascii="微软雅黑" w:hAnsi="微软雅黑" w:eastAsia="微软雅黑"/>
-          <w:b w:val="0"/>
-        </w:rPr>
-        <w:t>回填完成且占用许可为真 → 才允许下一位进入</w:t>
+        <w:t>若将来改机，本件才可能复活（不是现在的任务）</w:t>
       </w:r>
     </w:p>
     <w:p>
@@ -1521,7 +631,79 @@
           <w:rFonts w:ascii="微软雅黑" w:hAnsi="微软雅黑" w:eastAsia="微软雅黑"/>
           <w:b w:val="0"/>
         </w:rPr>
-        <w:t>【填：每一步失败时机器实际做什么。不要写「智能判断」】</w:t>
+        <w:t>必须同时做到才会重新评估，缺一项就仍不要写：</w:t>
+      </w:r>
+    </w:p>
+    <w:p>
+      <w:pPr>
+        <w:pStyle w:val="ListBullet"/>
+      </w:pPr>
+      <w:r>
+        <w:rPr>
+          <w:rFonts w:ascii="微软雅黑" w:hAnsi="微软雅黑" w:eastAsia="微软雅黑"/>
+          <w:b w:val="0"/>
+        </w:rPr>
+        <w:t>通气孔在空舱氧化时段能关掉或切到过滤，使人不在时气腔相对封闭；占用时段必须再打开</w:t>
+      </w:r>
+    </w:p>
+    <w:p>
+      <w:pPr>
+        <w:pStyle w:val="ListBullet"/>
+      </w:pPr>
+      <w:r>
+        <w:rPr>
+          <w:rFonts w:ascii="微软雅黑" w:hAnsi="微软雅黑" w:eastAsia="微软雅黑"/>
+          <w:b w:val="0"/>
+        </w:rPr>
+        <w:t>内壁加光催化涂层</w:t>
+      </w:r>
+    </w:p>
+    <w:p>
+      <w:pPr>
+        <w:pStyle w:val="ListBullet"/>
+      </w:pPr>
+      <w:r>
+        <w:rPr>
+          <w:rFonts w:ascii="微软雅黑" w:hAnsi="微软雅黑" w:eastAsia="微软雅黑"/>
+          <w:b w:val="0"/>
+        </w:rPr>
+        <w:t>臭氧出口改为只通向空舱气腔，液路物理断开</w:t>
+      </w:r>
+    </w:p>
+    <w:p>
+      <w:pPr>
+        <w:pStyle w:val="ListBullet"/>
+      </w:pPr>
+      <w:r>
+        <w:rPr>
+          <w:rFonts w:ascii="微软雅黑" w:hAnsi="微软雅黑" w:eastAsia="微软雅黑"/>
+          <w:b w:val="0"/>
+        </w:rPr>
+        <w:t>回填/开门前有气腔臭氧探头</w:t>
+      </w:r>
+    </w:p>
+    <w:p>
+      <w:pPr>
+        <w:pStyle w:val="ListBullet"/>
+      </w:pPr>
+      <w:r>
+        <w:rPr>
+          <w:rFonts w:ascii="微软雅黑" w:hAnsi="微软雅黑" w:eastAsia="微软雅黑"/>
+          <w:b w:val="0"/>
+        </w:rPr>
+        <w:t>占用时紫外/激发硬件断电</w:t>
+      </w:r>
+    </w:p>
+    <w:p>
+      <w:pPr>
+        <w:jc w:val="left"/>
+      </w:pPr>
+      <w:r>
+        <w:rPr>
+          <w:rFonts w:ascii="微软雅黑" w:hAnsi="微软雅黑" w:eastAsia="微软雅黑"/>
+          <w:b w:val="0"/>
+        </w:rPr>
+        <w:t>那已经是另一台机器。在改机落地前不要用本件占申请日。</w:t>
       </w:r>
     </w:p>
     <w:p/>
@@ -1534,33 +716,7 @@
           <w:rFonts w:ascii="微软雅黑" w:hAnsi="微软雅黑" w:eastAsia="微软雅黑"/>
           <w:b w:val="0"/>
         </w:rPr>
-        <w:t>第六节 效果怎么写（禁止编实验）</w:t>
-      </w:r>
-    </w:p>
-    <w:p>
-      <w:pPr>
-        <w:jc w:val="left"/>
-      </w:pPr>
-      <w:r>
-        <w:rPr>
-          <w:rFonts w:ascii="微软雅黑" w:hAnsi="微软雅黑" w:eastAsia="微软雅黑"/>
-          <w:b w:val="0"/>
-        </w:rPr>
-        <w:t>只写</w:t>
-      </w:r>
-      <w:r>
-        <w:rPr>
-          <w:rFonts w:ascii="微软雅黑" w:hAnsi="微软雅黑" w:eastAsia="微软雅黑"/>
-          <w:b/>
-        </w:rPr>
-        <w:t>结构上必然发生的事</w:t>
-      </w:r>
-      <w:r>
-        <w:rPr>
-          <w:rFonts w:ascii="微软雅黑" w:hAnsi="微软雅黑" w:eastAsia="微软雅黑"/>
-          <w:b w:val="0"/>
-        </w:rPr>
-        <w:t>，例如：</w:t>
+        <w:t>红线</w:t>
       </w:r>
     </w:p>
     <w:p>
@@ -1572,7 +728,7 @@
           <w:rFonts w:ascii="微软雅黑" w:hAnsi="微软雅黑" w:eastAsia="微软雅黑"/>
           <w:b w:val="0"/>
         </w:rPr>
-        <w:t>占用时激发硬件断路，因此人在舱内时激发通道不能通电</w:t>
+        <w:t>[x] 没有把现机没有的封闭气腔写成实施例</w:t>
       </w:r>
     </w:p>
     <w:p>
@@ -1584,7 +740,7 @@
           <w:rFonts w:ascii="微软雅黑" w:hAnsi="微软雅黑" w:eastAsia="微软雅黑"/>
           <w:b w:val="0"/>
         </w:rPr>
-        <w:t>臭氧若按 4.4 接线，则不能经该发生器进入液体</w:t>
+        <w:t>[x] 没有把臭氧接液体改口成接气体</w:t>
       </w:r>
     </w:p>
     <w:p>
@@ -1596,191 +752,7 @@
           <w:rFonts w:ascii="微软雅黑" w:hAnsi="微软雅黑" w:eastAsia="微软雅黑"/>
           <w:b w:val="0"/>
         </w:rPr>
-        <w:t>盐层判据为假时激发不开</w:t>
-      </w:r>
-    </w:p>
-    <w:p>
-      <w:pPr>
-        <w:jc w:val="left"/>
-      </w:pPr>
-      <w:r>
-        <w:rPr>
-          <w:rFonts w:ascii="微软雅黑" w:hAnsi="微软雅黑" w:eastAsia="微软雅黑"/>
-          <w:b w:val="0"/>
-        </w:rPr>
-        <w:t>不要写：杀菌率、菌落下降几个数量级、比抹布擦更干净、对健康有益。</w:t>
-      </w:r>
-    </w:p>
-    <w:p/>
-    <w:p>
-      <w:pPr>
-        <w:pStyle w:val="Heading2"/>
-      </w:pPr>
-      <w:r>
-        <w:rPr>
-          <w:rFonts w:ascii="微软雅黑" w:hAnsi="微软雅黑" w:eastAsia="微软雅黑"/>
-          <w:b w:val="0"/>
-        </w:rPr>
-        <w:t>第七节 附图清单（采访时拍的照片也算）</w:t>
-      </w:r>
-    </w:p>
-    <w:p>
-      <w:pPr>
-        <w:pStyle w:val="ListNumber"/>
-      </w:pPr>
-      <w:r>
-        <w:rPr>
-          <w:rFonts w:ascii="微软雅黑" w:hAnsi="微软雅黑" w:eastAsia="微软雅黑"/>
-          <w:b w:val="0"/>
-        </w:rPr>
-        <w:t>【填：舱—罐—阀总体】</w:t>
-      </w:r>
-    </w:p>
-    <w:p>
-      <w:pPr>
-        <w:pStyle w:val="ListNumber"/>
-      </w:pPr>
-      <w:r>
-        <w:rPr>
-          <w:rFonts w:ascii="微软雅黑" w:hAnsi="微软雅黑" w:eastAsia="微软雅黑"/>
-          <w:b w:val="0"/>
-        </w:rPr>
-        <w:t>【填：臭氧管接到气腔、液路无接口的近景】</w:t>
-      </w:r>
-    </w:p>
-    <w:p>
-      <w:pPr>
-        <w:pStyle w:val="ListNumber"/>
-      </w:pPr>
-      <w:r>
-        <w:rPr>
-          <w:rFonts w:ascii="微软雅黑" w:hAnsi="微软雅黑" w:eastAsia="微软雅黑"/>
-          <w:b w:val="0"/>
-        </w:rPr>
-        <w:t>【填：激发灯与涂层的相对位置】</w:t>
-      </w:r>
-    </w:p>
-    <w:p>
-      <w:pPr>
-        <w:pStyle w:val="ListNumber"/>
-      </w:pPr>
-      <w:r>
-        <w:rPr>
-          <w:rFonts w:ascii="微软雅黑" w:hAnsi="微软雅黑" w:eastAsia="微软雅黑"/>
-          <w:b w:val="0"/>
-        </w:rPr>
-        <w:t>【填：占用互锁继电器或接线】</w:t>
-      </w:r>
-    </w:p>
-    <w:p>
-      <w:pPr>
-        <w:pStyle w:val="ListNumber"/>
-      </w:pPr>
-      <w:r>
-        <w:rPr>
-          <w:rFonts w:ascii="微软雅黑" w:hAnsi="微软雅黑" w:eastAsia="微软雅黑"/>
-          <w:b w:val="0"/>
-        </w:rPr>
-        <w:t>【填：三态切换的时序，手绘即可】</w:t>
-      </w:r>
-    </w:p>
-    <w:p/>
-    <w:p>
-      <w:pPr>
-        <w:pStyle w:val="Heading2"/>
-      </w:pPr>
-      <w:r>
-        <w:rPr>
-          <w:rFonts w:ascii="微软雅黑" w:hAnsi="微软雅黑" w:eastAsia="微软雅黑"/>
-          <w:b w:val="0"/>
-        </w:rPr>
-        <w:t>红线自检（交稿前打勾）</w:t>
-      </w:r>
-    </w:p>
-    <w:p>
-      <w:pPr>
-        <w:pStyle w:val="ListBullet"/>
-      </w:pPr>
-      <w:r>
-        <w:rPr>
-          <w:rFonts w:ascii="微软雅黑" w:hAnsi="微软雅黑" w:eastAsia="微软雅黑"/>
-          <w:b w:val="0"/>
-        </w:rPr>
-        <w:t>[ ] 没有治疗、疗效、迷走、40Hz</w:t>
-      </w:r>
-    </w:p>
-    <w:p>
-      <w:pPr>
-        <w:pStyle w:val="ListBullet"/>
-      </w:pPr>
-      <w:r>
-        <w:rPr>
-          <w:rFonts w:ascii="微软雅黑" w:hAnsi="微软雅黑" w:eastAsia="微软雅黑"/>
-          <w:b w:val="0"/>
-        </w:rPr>
-        <w:t>[ ] 没有把「用了光触媒」当独权</w:t>
-      </w:r>
-    </w:p>
-    <w:p>
-      <w:pPr>
-        <w:pStyle w:val="ListBullet"/>
-      </w:pPr>
-      <w:r>
-        <w:rPr>
-          <w:rFonts w:ascii="微软雅黑" w:hAnsi="微软雅黑" w:eastAsia="微软雅黑"/>
-          <w:b w:val="0"/>
-        </w:rPr>
-        <w:t>[ ] 没有把排空到储液罐当独权</w:t>
-      </w:r>
-    </w:p>
-    <w:p>
-      <w:pPr>
-        <w:pStyle w:val="ListBullet"/>
-      </w:pPr>
-      <w:r>
-        <w:rPr>
-          <w:rFonts w:ascii="微软雅黑" w:hAnsi="微软雅黑" w:eastAsia="微软雅黑"/>
-          <w:b w:val="0"/>
-        </w:rPr>
-        <w:t>[ ] 没有编造的 ppm、分钟、杀菌率</w:t>
-      </w:r>
-    </w:p>
-    <w:p>
-      <w:pPr>
-        <w:pStyle w:val="ListBullet"/>
-      </w:pPr>
-      <w:r>
-        <w:rPr>
-          <w:rFonts w:ascii="微软雅黑" w:hAnsi="微软雅黑" w:eastAsia="微软雅黑"/>
-          <w:b w:val="0"/>
-        </w:rPr>
-        <w:t>[ ] 工程师没确认的臭氧 / 涂层 / 硬互锁，已删而不是猜</w:t>
-      </w:r>
-    </w:p>
-    <w:p>
-      <w:pPr>
-        <w:pStyle w:val="ListBullet"/>
-      </w:pPr>
-      <w:r>
-        <w:rPr>
-          <w:rFonts w:ascii="微软雅黑" w:hAnsi="微软雅黑" w:eastAsia="微软雅黑"/>
-          <w:b w:val="0"/>
-        </w:rPr>
-        <w:t xml:space="preserve">[ ] </w:t>
-      </w:r>
-      <w:r>
-        <w:rPr>
-          <w:rFonts w:ascii="微软雅黑" w:hAnsi="微软雅黑" w:eastAsia="微软雅黑"/>
-          <w:color w:val="B03060"/>
-        </w:rPr>
-        <w:t>027</w:t>
-      </w:r>
-      <w:r>
-        <w:rPr>
-          <w:rFonts w:ascii="微软雅黑" w:hAnsi="微软雅黑" w:eastAsia="微软雅黑"/>
-          <w:b w:val="0"/>
-        </w:rPr>
-        <w:t xml:space="preserve"> 仅在「有臭氧机 + 泻盐规格可能含溴」时保留</w:t>
+        <w:t>[x] 本件不递</w:t>
       </w:r>
     </w:p>
     <w:tbl>
@@ -1863,6 +835,13 @@
           </w:tcPr>
           <w:p>
             <w:r/>
+            <w:r>
+              <w:rPr>
+                <w:rFonts w:ascii="微软雅黑" w:hAnsi="微软雅黑" w:eastAsia="微软雅黑"/>
+                <w:b w:val="0"/>
+              </w:rPr>
+              <w:t>对话确认</w:t>
+            </w:r>
           </w:p>
         </w:tc>
         <w:tc>
@@ -1871,6 +850,13 @@
           </w:tcPr>
           <w:p>
             <w:r/>
+            <w:r>
+              <w:rPr>
+                <w:rFonts w:ascii="微软雅黑" w:hAnsi="微软雅黑" w:eastAsia="微软雅黑"/>
+                <w:b w:val="0"/>
+              </w:rPr>
+              <w:t>2026-09-06</w:t>
+            </w:r>
           </w:p>
         </w:tc>
       </w:tr>
@@ -1896,6 +882,13 @@
           </w:tcPr>
           <w:p>
             <w:r/>
+            <w:r>
+              <w:rPr>
+                <w:rFonts w:ascii="微软雅黑" w:hAnsi="微软雅黑" w:eastAsia="微软雅黑"/>
+                <w:b w:val="0"/>
+              </w:rPr>
+              <w:t>用户确认现状</w:t>
+            </w:r>
           </w:p>
         </w:tc>
         <w:tc>
@@ -1904,6 +897,13 @@
           </w:tcPr>
           <w:p>
             <w:r/>
+            <w:r>
+              <w:rPr>
+                <w:rFonts w:ascii="微软雅黑" w:hAnsi="微软雅黑" w:eastAsia="微软雅黑"/>
+                <w:b w:val="0"/>
+              </w:rPr>
+              <w:t>2026-09-06</w:t>
+            </w:r>
           </w:p>
         </w:tc>
       </w:tr>
